--- a/docs/general-english/A2/build/a22-u12.docx
+++ b/docs/general-english/A2/build/a22-u12.docx
@@ -3823,7 +3823,7 @@
         <w:spacing w:before="0" w:after="120" w:line="276" w:lineRule="auto"/>
       </w:pPr>
       <w:r>
-        <w:t xml:space="preserve">It rains here in short showers and then the sun comes out and nobody believes it. We get fog twice a winter and the buses stop. It never freezes hard enough for ice on the roads, so the one year it did, nobody could drive at all. (48 words)</w:t>
+        <w:t xml:space="preserve">It rains here in short showers and then the sun comes out and nobody believes it. We get fog twice a winter and the buses stop. It never freezes hard enough for ice on the roads, so the one year it did, nobody could drive at all. (47 words)</w:t>
       </w:r>
     </w:p>
     <w:p>
@@ -8126,7 +8126,7 @@
         <w:spacing w:before="0" w:after="120" w:line="276" w:lineRule="auto"/>
       </w:pPr>
       <w:r>
-        <w:t xml:space="preserve">There is ice coming on Thursday night and Friday morning will be bad. The hill will be the worst part, and the buses probably will not run before nine. Going anywhere early? Go on Thursday, or go late on Friday. I will put salt on our steps and on number 8’s. Nobody needs to thank me. (59 words)</w:t>
+        <w:t xml:space="preserve">There is ice coming on Thursday night and Friday morning will be bad. The hill will be the worst part, and the buses probably will not run before nine. Going anywhere early? Go on Thursday, or go late on Friday. I will put salt on our steps and on number 8’s. Nobody needs to thank me. (56 words)</w:t>
       </w:r>
     </w:p>
     <w:p>
@@ -8262,7 +8262,7 @@
         <w:spacing w:before="0" w:after="120" w:line="276" w:lineRule="auto"/>
       </w:pPr>
       <w:r>
-        <w:t xml:space="preserve">It does, and not in the way people say. Cold does not make anybody serious. What it does is take the street away for five months, so nobody runs into anybody, and every meeting has to be fixed first. In a hot country the street is the living room. Here the living room is the living room, and you need a reason to be in it. (64 words)</w:t>
+        <w:t xml:space="preserve">It does, and not in the way people say. Cold does not make anybody serious. What it does is take the street away for five months, so nobody runs into anybody, and every meeting has to be fixed first. In a hot country the street is the living room. Here the living room is the living room, and you need a reason to be in it. (66 words)</w:t>
       </w:r>
     </w:p>
     <w:p>
@@ -8374,7 +8374,7 @@
         <w:spacing w:before="0" w:after="120" w:line="276" w:lineRule="auto"/>
       </w:pPr>
       <w:r>
-        <w:t xml:space="preserve">We had the whole thing planned for the Saturday, outside, forty people. On the Friday the forecast turned and said storm, and we moved everything into a hall that smelled of soap. It rained for twenty minutes at two and then stopped for good. Everybody said it was lovely. I am still cross about it. (56 words)</w:t>
+        <w:t xml:space="preserve">We had the whole thing planned for the Saturday, outside, forty people. On the Friday the forecast turned and said storm, and we moved everything into a hall that smelled of soap. It rained for twenty minutes at two and then stopped for good. Everybody said it was lovely. I am still cross about it. (55 words)</w:t>
       </w:r>
     </w:p>
     <w:p>
@@ -8486,7 +8486,7 @@
         <w:spacing w:before="0" w:after="120" w:line="276" w:lineRule="auto"/>
       </w:pPr>
       <w:r>
-        <w:t xml:space="preserve">I would choose a cold, dry winter over a soft wet one, and I know that sounds strange. Soft and wet is four months of the same grey Tuesday. Cold and dry is hard, and it is also bright, and the year moves through it instead of sitting still in it. (52 words)</w:t>
+        <w:t xml:space="preserve">I would choose a cold, dry winter over a soft wet one, and I know that sounds strange. Soft and wet is four months of the same grey Tuesday. Cold and dry is hard, and it is also bright, and the year moves through it instead of sitting still in it. (51 words)</w:t>
       </w:r>
     </w:p>
     <w:p>
@@ -9546,7 +9546,7 @@
         <w:spacing w:before="0" w:after="120" w:line="276" w:lineRule="auto"/>
       </w:pPr>
       <w:r>
-        <w:t xml:space="preserve">The river might come up on Tuesday night. It did the same twice before, and both times it was the Tuesday nobody believed. Move anything that matters off a ground floor this evening. It takes ten minutes, and you feel silly for about a day. The shop will stay open. I will put a note on the door if anything changes. (68 words)</w:t>
+        <w:t xml:space="preserve">The river might come up on Tuesday night. It did the same twice before, and both times it was the Tuesday nobody believed. Move anything that matters off a ground floor this evening. It takes ten minutes, and you feel silly for about a day. The shop will stay open. I will put a note on the door if anything changes. (61 words)</w:t>
       </w:r>
     </w:p>
     <w:p>

--- a/docs/general-english/A2/build/a22-u12.docx
+++ b/docs/general-english/A2/build/a22-u12.docx
@@ -47,7 +47,7 @@
       <w:r>
         <w:drawing>
           <wp:inline>
-            <wp:extent cx="3209925" cy="1809750"/>
+            <wp:extent cx="5724525" cy="3228975"/>
             <wp:effectExtent b="0" l="0" r="0" t="0"/>
             <wp:docPr descr="The opening page of Unit 12, Weather and What Might Happen: the grammar point is will and might, and three things the learner will be able to do by the end of the unit." title="" id="21" name="Picture"/>
             <a:graphic>
@@ -68,7 +68,7 @@
                   <pic:spPr bwMode="auto">
                     <a:xfrm>
                       <a:off x="0" y="0"/>
-                      <a:ext cx="3209925" cy="1809750"/>
+                      <a:ext cx="5724525" cy="3228975"/>
                     </a:xfrm>
                     <a:prstGeom prst="rect">
                       <a:avLst/>
@@ -922,7 +922,7 @@
       <w:r>
         <w:drawing>
           <wp:inline>
-            <wp:extent cx="4514850" cy="1809750"/>
+            <wp:extent cx="5724525" cy="2295525"/>
             <wp:effectExtent b="0" l="0" r="0" t="0"/>
             <wp:docPr descr="What each of the six people at number 14 thinks the weather will do: Amina says it will rain because her shoulder says so, Tomas says it might snow and rides in anyway, Maya will take a coat, Dani says it will be fine and is wrong, Mr Okonkwo says nothing and brings an umbrella, and Yuki reads the forecast twice and then asks Amina." title="" id="24" name="Picture"/>
             <a:graphic>
@@ -943,7 +943,7 @@
                   <pic:spPr bwMode="auto">
                     <a:xfrm>
                       <a:off x="0" y="0"/>
-                      <a:ext cx="4514850" cy="1809750"/>
+                      <a:ext cx="5724525" cy="2295525"/>
                     </a:xfrm>
                     <a:prstGeom prst="rect">
                       <a:avLst/>
@@ -2331,7 +2331,7 @@
       <w:r>
         <w:drawing>
           <wp:inline>
-            <wp:extent cx="4562475" cy="1809750"/>
+            <wp:extent cx="5724525" cy="2266950"/>
             <wp:effectExtent b="0" l="0" r="0" t="0"/>
             <wp:docPr descr="Six kinds of weather, each on its own card: heavy rain, ice, fog, thirty degrees, a storm and a flood." title="" id="27" name="Picture"/>
             <a:graphic>
@@ -2352,7 +2352,7 @@
                   <pic:spPr bwMode="auto">
                     <a:xfrm>
                       <a:off x="0" y="0"/>
-                      <a:ext cx="4562475" cy="1809750"/>
+                      <a:ext cx="5724525" cy="2266950"/>
                     </a:xfrm>
                     <a:prstGeom prst="rect">
                       <a:avLst/>
@@ -2745,7 +2745,7 @@
       <w:r>
         <w:drawing>
           <wp:inline>
-            <wp:extent cx="4905375" cy="1809750"/>
+            <wp:extent cx="5724525" cy="2114550"/>
             <wp:effectExtent b="0" l="0" r="0" t="0"/>
             <wp:docPr descr="Five skies in a row above one ground line: a clear sun, a cloud, a cloud with rain falling from it, a cloud with crossed flakes under it, and three flat bands low down with nothing visible behind them. Five numbered lines run to the right for the learner to write each word." title="" id="30" name="Picture"/>
             <a:graphic>
@@ -2766,7 +2766,7 @@
                   <pic:spPr bwMode="auto">
                     <a:xfrm>
                       <a:off x="0" y="0"/>
-                      <a:ext cx="4905375" cy="1809750"/>
+                      <a:ext cx="5724525" cy="2114550"/>
                     </a:xfrm>
                     <a:prstGeom prst="rect">
                       <a:avLst/>
@@ -4024,7 +4024,7 @@
       <w:r>
         <w:drawing>
           <wp:inline>
-            <wp:extent cx="4381500" cy="1809750"/>
+            <wp:extent cx="5724525" cy="2362200"/>
             <wp:effectExtent b="0" l="0" r="0" t="0"/>
             <wp:docPr descr="The unit’s grammar as two columns. On the left will and won’t for what is sure, with one mark close to the certain end. On the right might for what is possible, with two marks in the middle, because it may go either way." title="" id="33" name="Picture"/>
             <a:graphic>
@@ -4045,7 +4045,7 @@
                   <pic:spPr bwMode="auto">
                     <a:xfrm>
                       <a:off x="0" y="0"/>
-                      <a:ext cx="4381500" cy="1809750"/>
+                      <a:ext cx="5724525" cy="2362200"/>
                     </a:xfrm>
                     <a:prstGeom prst="rect">
                       <a:avLst/>
@@ -4705,7 +4705,7 @@
       <w:r>
         <w:drawing>
           <wp:inline>
-            <wp:extent cx="5143500" cy="1533525"/>
+            <wp:extent cx="5724525" cy="1704975"/>
             <wp:effectExtent b="0" l="0" r="0" t="0"/>
             <wp:docPr descr="One week of forecasts on a line: rain this afternoon for certain, possible snow on Thursday, ice on the hill on Thursday night, no buses on Friday, and warm again in April." title="" id="36" name="Picture"/>
             <a:graphic>
@@ -4726,7 +4726,7 @@
                   <pic:spPr bwMode="auto">
                     <a:xfrm>
                       <a:off x="0" y="0"/>
-                      <a:ext cx="5143500" cy="1533525"/>
+                      <a:ext cx="5724525" cy="1704975"/>
                     </a:xfrm>
                     <a:prstGeom prst="rect">
                       <a:avLst/>
@@ -5477,7 +5477,7 @@
       <w:r>
         <w:drawing>
           <wp:inline>
-            <wp:extent cx="5143500" cy="1685925"/>
+            <wp:extent cx="5724525" cy="1876425"/>
             <wp:effectExtent b="0" l="0" r="0" t="0"/>
             <wp:docPr descr="The three listenings in this unit: Amina tells Yuki her shoulder beats the radio, Maya talks Dani out of travelling into ice, and Amina describes all six forecasts she hears before nine." title="" id="39" name="Picture"/>
             <a:graphic>
@@ -5498,7 +5498,7 @@
                   <pic:spPr bwMode="auto">
                     <a:xfrm>
                       <a:off x="0" y="0"/>
-                      <a:ext cx="5143500" cy="1685925"/>
+                      <a:ext cx="5724525" cy="1876425"/>
                     </a:xfrm>
                     <a:prstGeom prst="rect">
                       <a:avLst/>
@@ -6597,7 +6597,7 @@
       <w:r>
         <w:drawing>
           <wp:inline>
-            <wp:extent cx="5133975" cy="1809750"/>
+            <wp:extent cx="5724525" cy="2019300"/>
             <wp:effectExtent b="0" l="0" r="0" t="0"/>
             <wp:docPr descr="The two role-play cards side by side. Card A, warning: say what is coming and when, say what will stop, do not say what to do, wait. Card B, deciding: say your plan, hear the problem, change one thing, say the new plan out loud." title="" id="42" name="Picture"/>
             <a:graphic>
@@ -6618,7 +6618,7 @@
                   <pic:spPr bwMode="auto">
                     <a:xfrm>
                       <a:off x="0" y="0"/>
-                      <a:ext cx="5133975" cy="1809750"/>
+                      <a:ext cx="5724525" cy="2019300"/>
                     </a:xfrm>
                     <a:prstGeom prst="rect">
                       <a:avLst/>
@@ -6874,7 +6874,7 @@
       <w:r>
         <w:drawing>
           <wp:inline>
-            <wp:extent cx="5143500" cy="1171575"/>
+            <wp:extent cx="5724525" cy="1304925"/>
             <wp:effectExtent b="0" l="0" r="0" t="0"/>
             <wp:docPr descr="Why a forecast is not believed, in five stages with an arrow to the next: sixty in a hundred means six wet mornings out of ten and four dry ones, but the one dry Saturday somebody called off is the one they remember, and so the forecast is never right." title="" id="45" name="Picture"/>
             <a:graphic>
@@ -6895,7 +6895,7 @@
                   <pic:spPr bwMode="auto">
                     <a:xfrm>
                       <a:off x="0" y="0"/>
-                      <a:ext cx="5143500" cy="1171575"/>
+                      <a:ext cx="5724525" cy="1304925"/>
                     </a:xfrm>
                     <a:prstGeom prst="rect">
                       <a:avLst/>
@@ -7791,7 +7791,7 @@
       <w:r>
         <w:drawing>
           <wp:inline>
-            <wp:extent cx="5143500" cy="1409700"/>
+            <wp:extent cx="5724525" cy="1571625"/>
             <wp:effectExtent b="0" l="0" r="0" t="0"/>
             <wp:docPr descr="Three places and what the weather built: small windows and thick shutters in the south of Spain, wooden houses built on stone in Bergen, and low roofs with doors that open inwards in the far north of Japan." title="" id="48" name="Picture"/>
             <a:graphic>
@@ -7812,7 +7812,7 @@
                   <pic:spPr bwMode="auto">
                     <a:xfrm>
                       <a:off x="0" y="0"/>
-                      <a:ext cx="5143500" cy="1409700"/>
+                      <a:ext cx="5724525" cy="1571625"/>
                     </a:xfrm>
                     <a:prstGeom prst="rect">
                       <a:avLst/>
@@ -8028,7 +8028,7 @@
       <w:r>
         <w:drawing>
           <wp:inline>
-            <wp:extent cx="5143500" cy="1685925"/>
+            <wp:extent cx="5724525" cy="1876425"/>
             <wp:effectExtent b="0" l="0" r="0" t="0"/>
             <wp:docPr descr="The shape of the warning the learner is about to write, in four steps: what is coming and when, what it will stop, one thing the reader can do, and what you are doing yourself." title="" id="51" name="Picture"/>
             <a:graphic>
@@ -8049,7 +8049,7 @@
                   <pic:spPr bwMode="auto">
                     <a:xfrm>
                       <a:off x="0" y="0"/>
-                      <a:ext cx="5143500" cy="1685925"/>
+                      <a:ext cx="5724525" cy="1876425"/>
                     </a:xfrm>
                     <a:prstGeom prst="rect">
                       <a:avLst/>
@@ -8581,7 +8581,7 @@
       <w:r>
         <w:drawing>
           <wp:inline>
-            <wp:extent cx="5143500" cy="1771650"/>
+            <wp:extent cx="5724525" cy="1971675"/>
             <wp:effectExtent b="0" l="0" r="0" t="0"/>
             <wp:docPr descr="Four lines from a forecast, each with an arrow to how sure it is: sure with a time, possible and only somewhere, sure and a limit, and possible with a quiet warning inside it." title="" id="54" name="Picture"/>
             <a:graphic>
@@ -8602,7 +8602,7 @@
                   <pic:spPr bwMode="auto">
                     <a:xfrm>
                       <a:off x="0" y="0"/>
-                      <a:ext cx="5143500" cy="1771650"/>
+                      <a:ext cx="5724525" cy="1971675"/>
                     </a:xfrm>
                     <a:prstGeom prst="rect">
                       <a:avLst/>
@@ -9621,7 +9621,7 @@
       <w:r>
         <w:drawing>
           <wp:inline>
-            <wp:extent cx="5143500" cy="1571625"/>
+            <wp:extent cx="5724525" cy="1752600"/>
             <wp:effectExtent b="0" l="0" r="0" t="0"/>
             <wp:docPr descr="Two halves of one year. A year of dust: a dry country, the radio with nothing to say, and everybody standing outside. The week the rain arrives: it reaches the south coast, moves north for six weeks, and the whole harvest turns on whether it is early, late or thin." title="" id="57" name="Picture"/>
             <a:graphic>
@@ -9642,7 +9642,7 @@
                   <pic:spPr bwMode="auto">
                     <a:xfrm>
                       <a:off x="0" y="0"/>
-                      <a:ext cx="5143500" cy="1571625"/>
+                      <a:ext cx="5724525" cy="1752600"/>
                     </a:xfrm>
                     <a:prstGeom prst="rect">
                       <a:avLst/>
@@ -10857,7 +10857,7 @@
       <w:r>
         <w:drawing>
           <wp:inline>
-            <wp:extent cx="5143500" cy="1543050"/>
+            <wp:extent cx="5724525" cy="1724025"/>
             <wp:effectExtent b="0" l="0" r="0" t="0"/>
             <wp:docPr descr="The five Can-Do lines of the unit as a strip with a box to tick beside each, the last one marked Plus." title="" id="60" name="Picture"/>
             <a:graphic>
@@ -10878,7 +10878,7 @@
                   <pic:spPr bwMode="auto">
                     <a:xfrm>
                       <a:off x="0" y="0"/>
-                      <a:ext cx="5143500" cy="1543050"/>
+                      <a:ext cx="5724525" cy="1724025"/>
                     </a:xfrm>
                     <a:prstGeom prst="rect">
                       <a:avLst/>
